--- a/RVfpga/RVfpgaEL2/RVfpga_NexysVideo-NoDDR/Labs/RVfpgaLabsSolutions/Lab18/RVfpga_Lab18_VeeR-EL2_NexysVideo-NoDDR_Solutions.docx
+++ b/RVfpga/RVfpgaEL2/RVfpga_NexysVideo-NoDDR/Labs/RVfpgaLabsSolutions/Lab18/RVfpga_Lab18_VeeR-EL2_NexysVideo-NoDDR_Solutions.docx
@@ -77,7 +77,7 @@
           <w:iCs/>
           <w:color w:val="000000" w:themeColor="text1"/>
         </w:rPr>
-        <w:t>Nexys Video</w:t>
+        <w:t xml:space="preserve">Nexys </w:t>
       </w:r>
       <w:r>
         <w:rPr>
@@ -86,7 +86,16 @@
           <w:iCs/>
           <w:color w:val="000000" w:themeColor="text1"/>
         </w:rPr>
-        <w:t>VideoNoDDRPath]</w:t>
+        <w:t>Video</w:t>
+      </w:r>
+      <w:r>
+        <w:rPr>
+          <w:rFonts w:eastAsia="Arial" w:cs="Arial"/>
+          <w:i/>
+          <w:iCs/>
+          <w:color w:val="000000" w:themeColor="text1"/>
+        </w:rPr>
+        <w:t>NoDDRPath]</w:t>
       </w:r>
       <w:r>
         <w:rPr>
@@ -214,7 +223,7 @@
           <w:iCs/>
           <w:color w:val="000000" w:themeColor="text1"/>
         </w:rPr>
-        <w:t>Nexys Video</w:t>
+        <w:t xml:space="preserve">Nexys </w:t>
       </w:r>
       <w:r>
         <w:rPr>
@@ -223,7 +232,16 @@
           <w:iCs/>
           <w:color w:val="000000" w:themeColor="text1"/>
         </w:rPr>
-        <w:t>VideoNoDDRPath]</w:t>
+        <w:t>Video</w:t>
+      </w:r>
+      <w:r>
+        <w:rPr>
+          <w:rFonts w:eastAsia="Arial" w:cs="Arial"/>
+          <w:i/>
+          <w:iCs/>
+          <w:color w:val="000000" w:themeColor="text1"/>
+        </w:rPr>
+        <w:t>NoDDRPath]</w:t>
       </w:r>
       <w:r>
         <w:rPr>
@@ -1389,7 +1407,7 @@
           <w:iCs/>
           <w:color w:val="000000" w:themeColor="text1"/>
         </w:rPr>
-        <w:t>Nexys Video</w:t>
+        <w:t xml:space="preserve">Nexys </w:t>
       </w:r>
       <w:r>
         <w:rPr>
@@ -1398,7 +1416,16 @@
           <w:iCs/>
           <w:color w:val="000000" w:themeColor="text1"/>
         </w:rPr>
-        <w:t>VideoNoDDRPath]</w:t>
+        <w:t>Video</w:t>
+      </w:r>
+      <w:r>
+        <w:rPr>
+          <w:rFonts w:eastAsia="Arial" w:cs="Arial"/>
+          <w:i/>
+          <w:iCs/>
+          <w:color w:val="000000" w:themeColor="text1"/>
+        </w:rPr>
+        <w:t>NoDDRPath]</w:t>
       </w:r>
       <w:r>
         <w:rPr>
@@ -1573,7 +1600,7 @@
           <w:iCs/>
           <w:color w:val="000000" w:themeColor="text1"/>
         </w:rPr>
-        <w:t>Nexys Video</w:t>
+        <w:t xml:space="preserve">Nexys </w:t>
       </w:r>
       <w:r>
         <w:rPr>
@@ -1582,7 +1609,16 @@
           <w:iCs/>
           <w:color w:val="000000" w:themeColor="text1"/>
         </w:rPr>
-        <w:t>VideoNoDDRPath]</w:t>
+        <w:t>Video</w:t>
+      </w:r>
+      <w:r>
+        <w:rPr>
+          <w:rFonts w:eastAsia="Arial" w:cs="Arial"/>
+          <w:i/>
+          <w:iCs/>
+          <w:color w:val="000000" w:themeColor="text1"/>
+        </w:rPr>
+        <w:t>NoDDRPath]</w:t>
       </w:r>
       <w:r>
         <w:rPr>
